--- a/DAW2/DAW/UD1/Actividad2/Actividad 2.docx
+++ b/DAW2/DAW/UD1/Actividad2/Actividad 2.docx
@@ -670,10 +670,6 @@
               </mc:Choice>
               <mc:Fallback>
                 <w:pict>
-                  <v:shapetype id="_x0000_t202" coordsize="21600,21600" o:spt="202" path="m,l,21600r21600,l21600,xe">
-                    <v:stroke joinstyle="miter"/>
-                    <v:path gradientshapeok="t" o:connecttype="rect"/>
-                  </v:shapetype>
                   <v:shape id="Cuadro de texto 470" o:spid="_x0000_s1028" type="#_x0000_t202" style="position:absolute;margin-left:0;margin-top:0;width:220.3pt;height:194.9pt;z-index:251661312;visibility:visible;mso-wrap-style:square;mso-width-percent:360;mso-height-percent:280;mso-left-percent:455;mso-top-percent:350;mso-wrap-distance-left:9pt;mso-wrap-distance-top:0;mso-wrap-distance-right:9pt;mso-wrap-distance-bottom:0;mso-position-horizontal-relative:page;mso-position-vertical-relative:page;mso-width-percent:360;mso-height-percent:280;mso-left-percent:455;mso-top-percent:350;mso-width-relative:page;mso-height-relative:page;v-text-anchor:top" o:gfxdata="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" filled="f" stroked="f" strokeweight=".5pt">
                     <v:textbox style="mso-fit-shape-to-text:t">
                       <w:txbxContent>
@@ -834,7 +830,7 @@
           <w:r>
             <w:fldChar w:fldCharType="separate"/>
           </w:r>
-          <w:hyperlink w:anchor="_Toc210398594" w:history="1">
+          <w:hyperlink w:anchor="_Toc211003466" w:history="1">
             <w:r>
               <w:rPr>
                 <w:rStyle w:val="Hipervnculo"/>
@@ -876,7 +872,7 @@
                 <w:noProof/>
                 <w:webHidden/>
               </w:rPr>
-              <w:instrText xml:space="preserve"> PAGEREF _Toc210398594 \h </w:instrText>
+              <w:instrText xml:space="preserve"> PAGEREF _Toc211003466 \h </w:instrText>
             </w:r>
             <w:r>
               <w:rPr>
@@ -920,13 +916,13 @@
               <w:lang w:eastAsia="es-ES"/>
             </w:rPr>
           </w:pPr>
-          <w:hyperlink w:anchor="_Toc210398595" w:history="1">
+          <w:hyperlink w:anchor="_Toc211003467" w:history="1">
             <w:r>
               <w:rPr>
                 <w:rStyle w:val="Hipervnculo"/>
                 <w:noProof/>
               </w:rPr>
-              <w:t>1.</w:t>
+              <w:t>2.</w:t>
             </w:r>
             <w:r>
               <w:rPr>
@@ -962,7 +958,7 @@
                 <w:noProof/>
                 <w:webHidden/>
               </w:rPr>
-              <w:instrText xml:space="preserve"> PAGEREF _Toc210398595 \h </w:instrText>
+              <w:instrText xml:space="preserve"> PAGEREF _Toc211003467 \h </w:instrText>
             </w:r>
             <w:r>
               <w:rPr>
@@ -994,6 +990,264 @@
           </w:hyperlink>
         </w:p>
         <w:p>
+          <w:pPr>
+            <w:pStyle w:val="TDC1"/>
+            <w:tabs>
+              <w:tab w:val="left" w:pos="440"/>
+              <w:tab w:val="right" w:leader="dot" w:pos="8494"/>
+            </w:tabs>
+            <w:rPr>
+              <w:rFonts w:eastAsiaTheme="minorEastAsia"/>
+              <w:noProof/>
+              <w:lang w:eastAsia="es-ES"/>
+            </w:rPr>
+          </w:pPr>
+          <w:hyperlink w:anchor="_Toc211003468" w:history="1">
+            <w:r>
+              <w:rPr>
+                <w:rStyle w:val="Hipervnculo"/>
+                <w:noProof/>
+              </w:rPr>
+              <w:t>3.</w:t>
+            </w:r>
+            <w:r>
+              <w:rPr>
+                <w:rFonts w:eastAsiaTheme="minorEastAsia"/>
+                <w:noProof/>
+                <w:lang w:eastAsia="es-ES"/>
+              </w:rPr>
+              <w:tab/>
+            </w:r>
+            <w:r>
+              <w:rPr>
+                <w:rStyle w:val="Hipervnculo"/>
+                <w:noProof/>
+              </w:rPr>
+              <w:t>Código GET y POST en el Servlet. Y creación de JSP</w:t>
+            </w:r>
+            <w:r>
+              <w:rPr>
+                <w:noProof/>
+                <w:webHidden/>
+              </w:rPr>
+              <w:tab/>
+            </w:r>
+            <w:r>
+              <w:rPr>
+                <w:noProof/>
+                <w:webHidden/>
+              </w:rPr>
+              <w:fldChar w:fldCharType="begin"/>
+            </w:r>
+            <w:r>
+              <w:rPr>
+                <w:noProof/>
+                <w:webHidden/>
+              </w:rPr>
+              <w:instrText xml:space="preserve"> PAGEREF _Toc211003468 \h </w:instrText>
+            </w:r>
+            <w:r>
+              <w:rPr>
+                <w:noProof/>
+                <w:webHidden/>
+              </w:rPr>
+            </w:r>
+            <w:r>
+              <w:rPr>
+                <w:noProof/>
+                <w:webHidden/>
+              </w:rPr>
+              <w:fldChar w:fldCharType="separate"/>
+            </w:r>
+            <w:r>
+              <w:rPr>
+                <w:noProof/>
+                <w:webHidden/>
+              </w:rPr>
+              <w:t>4</w:t>
+            </w:r>
+            <w:r>
+              <w:rPr>
+                <w:noProof/>
+                <w:webHidden/>
+              </w:rPr>
+              <w:fldChar w:fldCharType="end"/>
+            </w:r>
+          </w:hyperlink>
+        </w:p>
+        <w:p>
+          <w:pPr>
+            <w:pStyle w:val="TDC1"/>
+            <w:tabs>
+              <w:tab w:val="left" w:pos="440"/>
+              <w:tab w:val="right" w:leader="dot" w:pos="8494"/>
+            </w:tabs>
+            <w:rPr>
+              <w:rFonts w:eastAsiaTheme="minorEastAsia"/>
+              <w:noProof/>
+              <w:lang w:eastAsia="es-ES"/>
+            </w:rPr>
+          </w:pPr>
+          <w:hyperlink w:anchor="_Toc211003469" w:history="1">
+            <w:r>
+              <w:rPr>
+                <w:rStyle w:val="Hipervnculo"/>
+                <w:noProof/>
+              </w:rPr>
+              <w:t>4.</w:t>
+            </w:r>
+            <w:r>
+              <w:rPr>
+                <w:rFonts w:eastAsiaTheme="minorEastAsia"/>
+                <w:noProof/>
+                <w:lang w:eastAsia="es-ES"/>
+              </w:rPr>
+              <w:tab/>
+            </w:r>
+            <w:r>
+              <w:rPr>
+                <w:rStyle w:val="Hipervnculo"/>
+                <w:noProof/>
+              </w:rPr>
+              <w:t>Generador de números aleatorios entre 2 números dados y interfaz agradable.</w:t>
+            </w:r>
+            <w:r>
+              <w:rPr>
+                <w:noProof/>
+                <w:webHidden/>
+              </w:rPr>
+              <w:tab/>
+            </w:r>
+            <w:r>
+              <w:rPr>
+                <w:noProof/>
+                <w:webHidden/>
+              </w:rPr>
+              <w:fldChar w:fldCharType="begin"/>
+            </w:r>
+            <w:r>
+              <w:rPr>
+                <w:noProof/>
+                <w:webHidden/>
+              </w:rPr>
+              <w:instrText xml:space="preserve"> PAGEREF _Toc211003469 \h </w:instrText>
+            </w:r>
+            <w:r>
+              <w:rPr>
+                <w:noProof/>
+                <w:webHidden/>
+              </w:rPr>
+            </w:r>
+            <w:r>
+              <w:rPr>
+                <w:noProof/>
+                <w:webHidden/>
+              </w:rPr>
+              <w:fldChar w:fldCharType="separate"/>
+            </w:r>
+            <w:r>
+              <w:rPr>
+                <w:noProof/>
+                <w:webHidden/>
+              </w:rPr>
+              <w:t>6</w:t>
+            </w:r>
+            <w:r>
+              <w:rPr>
+                <w:noProof/>
+                <w:webHidden/>
+              </w:rPr>
+              <w:fldChar w:fldCharType="end"/>
+            </w:r>
+          </w:hyperlink>
+        </w:p>
+        <w:p>
+          <w:pPr>
+            <w:pStyle w:val="TDC1"/>
+            <w:tabs>
+              <w:tab w:val="left" w:pos="440"/>
+              <w:tab w:val="right" w:leader="dot" w:pos="8494"/>
+            </w:tabs>
+            <w:rPr>
+              <w:rFonts w:eastAsiaTheme="minorEastAsia"/>
+              <w:noProof/>
+              <w:lang w:eastAsia="es-ES"/>
+            </w:rPr>
+          </w:pPr>
+          <w:hyperlink w:anchor="_Toc211003470" w:history="1">
+            <w:r>
+              <w:rPr>
+                <w:rStyle w:val="Hipervnculo"/>
+                <w:noProof/>
+              </w:rPr>
+              <w:t>5.</w:t>
+            </w:r>
+            <w:r>
+              <w:rPr>
+                <w:rFonts w:eastAsiaTheme="minorEastAsia"/>
+                <w:noProof/>
+                <w:lang w:eastAsia="es-ES"/>
+              </w:rPr>
+              <w:tab/>
+            </w:r>
+            <w:r>
+              <w:rPr>
+                <w:rStyle w:val="Hipervnculo"/>
+                <w:noProof/>
+              </w:rPr>
+              <w:t>Investigación</w:t>
+            </w:r>
+            <w:r>
+              <w:rPr>
+                <w:noProof/>
+                <w:webHidden/>
+              </w:rPr>
+              <w:tab/>
+            </w:r>
+            <w:r>
+              <w:rPr>
+                <w:noProof/>
+                <w:webHidden/>
+              </w:rPr>
+              <w:fldChar w:fldCharType="begin"/>
+            </w:r>
+            <w:r>
+              <w:rPr>
+                <w:noProof/>
+                <w:webHidden/>
+              </w:rPr>
+              <w:instrText xml:space="preserve"> PAGEREF _Toc211003470 \h </w:instrText>
+            </w:r>
+            <w:r>
+              <w:rPr>
+                <w:noProof/>
+                <w:webHidden/>
+              </w:rPr>
+            </w:r>
+            <w:r>
+              <w:rPr>
+                <w:noProof/>
+                <w:webHidden/>
+              </w:rPr>
+              <w:fldChar w:fldCharType="separate"/>
+            </w:r>
+            <w:r>
+              <w:rPr>
+                <w:noProof/>
+                <w:webHidden/>
+              </w:rPr>
+              <w:t>7</w:t>
+            </w:r>
+            <w:r>
+              <w:rPr>
+                <w:noProof/>
+                <w:webHidden/>
+              </w:rPr>
+              <w:fldChar w:fldCharType="end"/>
+            </w:r>
+          </w:hyperlink>
+        </w:p>
+        <w:p>
           <w:r>
             <w:rPr>
               <w:b/>
@@ -1028,7 +1282,7 @@
           <w:numId w:val="4"/>
         </w:numPr>
       </w:pPr>
-      <w:bookmarkStart w:id="0" w:name="_Toc210398594"/>
+      <w:bookmarkStart w:id="0" w:name="_Toc211003466"/>
       <w:r>
         <w:lastRenderedPageBreak/>
         <w:t xml:space="preserve">Preparación </w:t>
@@ -1090,7 +1344,7 @@
           <w:lang w:eastAsia="es-ES"/>
         </w:rPr>
         <w:drawing>
-          <wp:inline distT="0" distB="0" distL="0" distR="0" wp14:anchorId="020AC54D" wp14:editId="723FC30E">
+          <wp:inline distT="0" distB="0" distL="0" distR="0" wp14:anchorId="76F17BF1" wp14:editId="292CCE8E">
             <wp:extent cx="4515480" cy="523948"/>
             <wp:effectExtent l="0" t="0" r="0" b="9525"/>
             <wp:docPr id="1" name="Imagen 1"/>
@@ -1144,7 +1398,7 @@
           <w:lang w:eastAsia="es-ES"/>
         </w:rPr>
         <w:drawing>
-          <wp:inline distT="0" distB="0" distL="0" distR="0" wp14:anchorId="132AF71D" wp14:editId="7256C3DC">
+          <wp:inline distT="0" distB="0" distL="0" distR="0" wp14:anchorId="36FCD6C2" wp14:editId="1CC79AA8">
             <wp:extent cx="5400040" cy="377190"/>
             <wp:effectExtent l="0" t="0" r="0" b="3810"/>
             <wp:docPr id="18" name="Imagen 18"/>
@@ -1189,7 +1443,7 @@
         <mc:AlternateContent>
           <mc:Choice Requires="wps">
             <w:drawing>
-              <wp:anchor distT="0" distB="0" distL="114300" distR="114300" simplePos="0" relativeHeight="251665408" behindDoc="0" locked="0" layoutInCell="1" allowOverlap="1" wp14:anchorId="05A4D532" wp14:editId="1F93A5D3">
+              <wp:anchor distT="0" distB="0" distL="114300" distR="114300" simplePos="0" relativeHeight="251665408" behindDoc="0" locked="0" layoutInCell="1" allowOverlap="1" wp14:anchorId="3084F221" wp14:editId="7749A052">
                 <wp:simplePos x="0" y="0"/>
                 <wp:positionH relativeFrom="column">
                   <wp:posOffset>230050</wp:posOffset>
@@ -1257,8 +1511,12 @@
         </mc:AlternateContent>
       </w:r>
       <w:r>
+        <w:rPr>
+          <w:noProof/>
+          <w:lang w:eastAsia="es-ES"/>
+        </w:rPr>
         <w:drawing>
-          <wp:inline distT="0" distB="0" distL="0" distR="0" wp14:anchorId="7E4D4E24" wp14:editId="76BBA7A5">
+          <wp:inline distT="0" distB="0" distL="0" distR="0" wp14:anchorId="5E985CCD" wp14:editId="162D1DC9">
             <wp:extent cx="5400040" cy="3333750"/>
             <wp:effectExtent l="0" t="0" r="0" b="0"/>
             <wp:docPr id="2" name="Imagen 2"/>
@@ -1302,7 +1560,7 @@
           <w:numId w:val="4"/>
         </w:numPr>
       </w:pPr>
-      <w:bookmarkStart w:id="1" w:name="_Toc210398595"/>
+      <w:bookmarkStart w:id="1" w:name="_Toc211003467"/>
       <w:r>
         <w:t xml:space="preserve">Creación de Server, Project y </w:t>
       </w:r>
@@ -1315,8 +1573,12 @@
     </w:p>
     <w:p>
       <w:r>
+        <w:rPr>
+          <w:noProof/>
+          <w:lang w:eastAsia="es-ES"/>
+        </w:rPr>
         <w:drawing>
-          <wp:anchor distT="0" distB="0" distL="114300" distR="114300" simplePos="0" relativeHeight="251666432" behindDoc="1" locked="0" layoutInCell="1" allowOverlap="1" wp14:anchorId="0650038A" wp14:editId="46A47D67">
+          <wp:anchor distT="0" distB="0" distL="114300" distR="114300" simplePos="0" relativeHeight="251666432" behindDoc="1" locked="0" layoutInCell="1" allowOverlap="1" wp14:anchorId="5BDC5E6B" wp14:editId="301F03C4">
             <wp:simplePos x="0" y="0"/>
             <wp:positionH relativeFrom="column">
               <wp:posOffset>-1962</wp:posOffset>
@@ -1384,8 +1646,12 @@
     </w:p>
     <w:p>
       <w:r>
+        <w:rPr>
+          <w:noProof/>
+          <w:lang w:eastAsia="es-ES"/>
+        </w:rPr>
         <w:drawing>
-          <wp:inline distT="0" distB="0" distL="0" distR="0" wp14:anchorId="68F17309" wp14:editId="585E8ADD">
+          <wp:inline distT="0" distB="0" distL="0" distR="0" wp14:anchorId="30E04853" wp14:editId="274374FE">
             <wp:extent cx="2714218" cy="511791"/>
             <wp:effectExtent l="0" t="0" r="0" b="3175"/>
             <wp:docPr id="6" name="Imagen 6"/>
@@ -1441,9 +1707,13 @@
     </w:p>
     <w:p>
       <w:r>
+        <w:rPr>
+          <w:noProof/>
+          <w:lang w:eastAsia="es-ES"/>
+        </w:rPr>
         <w:lastRenderedPageBreak/>
         <w:drawing>
-          <wp:anchor distT="0" distB="0" distL="114300" distR="114300" simplePos="0" relativeHeight="251667456" behindDoc="1" locked="0" layoutInCell="1" allowOverlap="1">
+          <wp:anchor distT="0" distB="0" distL="114300" distR="114300" simplePos="0" relativeHeight="251667456" behindDoc="1" locked="0" layoutInCell="1" allowOverlap="1" wp14:anchorId="61EBE9C5" wp14:editId="32741EEE">
             <wp:simplePos x="0" y="0"/>
             <wp:positionH relativeFrom="margin">
               <wp:align>left</wp:align>
@@ -1530,8 +1800,12 @@
     <w:p/>
     <w:p>
       <w:r>
+        <w:rPr>
+          <w:noProof/>
+          <w:lang w:eastAsia="es-ES"/>
+        </w:rPr>
         <w:drawing>
-          <wp:anchor distT="0" distB="0" distL="114300" distR="114300" simplePos="0" relativeHeight="251668480" behindDoc="1" locked="0" layoutInCell="1" allowOverlap="1" wp14:anchorId="3F876106" wp14:editId="47A204E3">
+          <wp:anchor distT="0" distB="0" distL="114300" distR="114300" simplePos="0" relativeHeight="251668480" behindDoc="1" locked="0" layoutInCell="1" allowOverlap="1" wp14:anchorId="2BD36DAC" wp14:editId="692337D3">
             <wp:simplePos x="0" y="0"/>
             <wp:positionH relativeFrom="column">
               <wp:posOffset>2099850</wp:posOffset>
@@ -1628,6 +1902,7 @@
           <w:numId w:val="4"/>
         </w:numPr>
       </w:pPr>
+      <w:bookmarkStart w:id="2" w:name="_Toc211003468"/>
       <w:r>
         <w:lastRenderedPageBreak/>
         <w:t>Código</w:t>
@@ -1646,11 +1921,16 @@
       <w:r>
         <w:t>. Y creación de JSP</w:t>
       </w:r>
+      <w:bookmarkEnd w:id="2"/>
     </w:p>
     <w:p>
       <w:r>
+        <w:rPr>
+          <w:noProof/>
+          <w:lang w:eastAsia="es-ES"/>
+        </w:rPr>
         <w:drawing>
-          <wp:anchor distT="0" distB="0" distL="114300" distR="114300" simplePos="0" relativeHeight="251671552" behindDoc="1" locked="0" layoutInCell="1" allowOverlap="1" wp14:anchorId="0199D9F7" wp14:editId="064B7C40">
+          <wp:anchor distT="0" distB="0" distL="114300" distR="114300" simplePos="0" relativeHeight="251671552" behindDoc="1" locked="0" layoutInCell="1" allowOverlap="1" wp14:anchorId="0721796A" wp14:editId="2A3B903B">
             <wp:simplePos x="0" y="0"/>
             <wp:positionH relativeFrom="margin">
               <wp:align>left</wp:align>
@@ -1721,7 +2001,7 @@
         <mc:AlternateContent>
           <mc:Choice Requires="wps">
             <w:drawing>
-              <wp:anchor distT="0" distB="0" distL="114300" distR="114300" simplePos="0" relativeHeight="251670528" behindDoc="0" locked="0" layoutInCell="1" allowOverlap="1" wp14:anchorId="5F22DB8D" wp14:editId="574DA70F">
+              <wp:anchor distT="0" distB="0" distL="114300" distR="114300" simplePos="0" relativeHeight="251670528" behindDoc="0" locked="0" layoutInCell="1" allowOverlap="1" wp14:anchorId="4A18EE2A" wp14:editId="3975AD15">
                 <wp:simplePos x="0" y="0"/>
                 <wp:positionH relativeFrom="column">
                   <wp:posOffset>1205865</wp:posOffset>
@@ -1789,8 +2069,12 @@
         </mc:AlternateContent>
       </w:r>
       <w:r>
+        <w:rPr>
+          <w:noProof/>
+          <w:lang w:eastAsia="es-ES"/>
+        </w:rPr>
         <w:drawing>
-          <wp:anchor distT="0" distB="0" distL="114300" distR="114300" simplePos="0" relativeHeight="251669504" behindDoc="0" locked="0" layoutInCell="1" allowOverlap="1" wp14:anchorId="590EC76F" wp14:editId="2705D720">
+          <wp:anchor distT="0" distB="0" distL="114300" distR="114300" simplePos="0" relativeHeight="251669504" behindDoc="0" locked="0" layoutInCell="1" allowOverlap="1" wp14:anchorId="727DC0B7" wp14:editId="5D570E43">
             <wp:simplePos x="0" y="0"/>
             <wp:positionH relativeFrom="column">
               <wp:posOffset>-1962</wp:posOffset>
@@ -1864,8 +2148,12 @@
     </w:p>
     <w:p>
       <w:r>
+        <w:rPr>
+          <w:noProof/>
+          <w:lang w:eastAsia="es-ES"/>
+        </w:rPr>
         <w:drawing>
-          <wp:inline distT="0" distB="0" distL="0" distR="0" wp14:anchorId="097CE127" wp14:editId="36AD881B">
+          <wp:inline distT="0" distB="0" distL="0" distR="0" wp14:anchorId="6FCAFBD3" wp14:editId="592BC589">
             <wp:extent cx="2650346" cy="1624084"/>
             <wp:effectExtent l="0" t="0" r="0" b="0"/>
             <wp:docPr id="12" name="Imagen 12"/>
@@ -1901,6 +2189,8 @@
         </w:drawing>
       </w:r>
     </w:p>
+    <w:p/>
+    <w:p/>
     <w:p>
       <w:r>
         <w:br w:type="page"/>
@@ -1908,9 +2198,13 @@
     </w:p>
     <w:p>
       <w:r>
+        <w:rPr>
+          <w:noProof/>
+          <w:lang w:eastAsia="es-ES"/>
+        </w:rPr>
         <w:lastRenderedPageBreak/>
         <w:drawing>
-          <wp:anchor distT="0" distB="0" distL="114300" distR="114300" simplePos="0" relativeHeight="251672576" behindDoc="0" locked="0" layoutInCell="1" allowOverlap="1">
+          <wp:anchor distT="0" distB="0" distL="114300" distR="114300" simplePos="0" relativeHeight="251672576" behindDoc="0" locked="0" layoutInCell="1" allowOverlap="1" wp14:anchorId="7F460A95" wp14:editId="3D10F2F6">
             <wp:simplePos x="0" y="0"/>
             <wp:positionH relativeFrom="margin">
               <wp:align>left</wp:align>
@@ -1973,13 +2267,15 @@
       <w:r>
         <w:t xml:space="preserve"> En xampp/tomcat/webapps</w:t>
       </w:r>
-      <w:bookmarkStart w:id="2" w:name="_GoBack"/>
-      <w:bookmarkEnd w:id="2"/>
     </w:p>
     <w:p>
       <w:r>
+        <w:rPr>
+          <w:noProof/>
+          <w:lang w:eastAsia="es-ES"/>
+        </w:rPr>
         <w:drawing>
-          <wp:inline distT="0" distB="0" distL="0" distR="0" wp14:anchorId="12F54B5B" wp14:editId="378E6E81">
+          <wp:inline distT="0" distB="0" distL="0" distR="0" wp14:anchorId="4E459285" wp14:editId="5E12D946">
             <wp:extent cx="5322627" cy="1440814"/>
             <wp:effectExtent l="0" t="0" r="0" b="7620"/>
             <wp:docPr id="14" name="Imagen 14"/>
@@ -2015,8 +2311,761 @@
         </w:drawing>
       </w:r>
     </w:p>
+    <w:p>
+      <w:r>
+        <w:drawing>
+          <wp:anchor distT="0" distB="0" distL="114300" distR="114300" simplePos="0" relativeHeight="251673600" behindDoc="1" locked="0" layoutInCell="1" allowOverlap="1" wp14:anchorId="14262DEC" wp14:editId="17BC61E5">
+            <wp:simplePos x="0" y="0"/>
+            <wp:positionH relativeFrom="margin">
+              <wp:posOffset>2730780</wp:posOffset>
+            </wp:positionH>
+            <wp:positionV relativeFrom="paragraph">
+              <wp:posOffset>292315</wp:posOffset>
+            </wp:positionV>
+            <wp:extent cx="2701290" cy="639445"/>
+            <wp:effectExtent l="0" t="0" r="3810" b="8255"/>
+            <wp:wrapTight wrapText="bothSides">
+              <wp:wrapPolygon edited="0">
+                <wp:start x="0" y="0"/>
+                <wp:lineTo x="0" y="21235"/>
+                <wp:lineTo x="21478" y="21235"/>
+                <wp:lineTo x="21478" y="0"/>
+                <wp:lineTo x="0" y="0"/>
+              </wp:wrapPolygon>
+            </wp:wrapTight>
+            <wp:docPr id="15" name="Imagen 15"/>
+            <wp:cNvGraphicFramePr>
+              <a:graphicFrameLocks xmlns:a="http://schemas.openxmlformats.org/drawingml/2006/main" noChangeAspect="1"/>
+            </wp:cNvGraphicFramePr>
+            <a:graphic xmlns:a="http://schemas.openxmlformats.org/drawingml/2006/main">
+              <a:graphicData uri="http://schemas.openxmlformats.org/drawingml/2006/picture">
+                <pic:pic xmlns:pic="http://schemas.openxmlformats.org/drawingml/2006/picture">
+                  <pic:nvPicPr>
+                    <pic:cNvPr id="1" name=""/>
+                    <pic:cNvPicPr/>
+                  </pic:nvPicPr>
+                  <pic:blipFill>
+                    <a:blip r:embed="rId18" cstate="print">
+                      <a:extLst>
+                        <a:ext uri="{28A0092B-C50C-407E-A947-70E740481C1C}">
+                          <a14:useLocalDpi xmlns:a14="http://schemas.microsoft.com/office/drawing/2010/main" val="0"/>
+                        </a:ext>
+                      </a:extLst>
+                    </a:blip>
+                    <a:stretch>
+                      <a:fillRect/>
+                    </a:stretch>
+                  </pic:blipFill>
+                  <pic:spPr>
+                    <a:xfrm>
+                      <a:off x="0" y="0"/>
+                      <a:ext cx="2701290" cy="639445"/>
+                    </a:xfrm>
+                    <a:prstGeom prst="rect">
+                      <a:avLst/>
+                    </a:prstGeom>
+                  </pic:spPr>
+                </pic:pic>
+              </a:graphicData>
+            </a:graphic>
+            <wp14:sizeRelH relativeFrom="margin">
+              <wp14:pctWidth>0</wp14:pctWidth>
+            </wp14:sizeRelH>
+            <wp14:sizeRelV relativeFrom="margin">
+              <wp14:pctHeight>0</wp14:pctHeight>
+            </wp14:sizeRelV>
+          </wp:anchor>
+        </w:drawing>
+      </w:r>
+      <w:r>
+        <w:t xml:space="preserve">Al acceder a la </w:t>
+      </w:r>
+      <w:proofErr w:type="spellStart"/>
+      <w:r>
+        <w:t>pagina</w:t>
+      </w:r>
+      <w:proofErr w:type="spellEnd"/>
+      <w:r>
+        <w:t xml:space="preserve"> nos sale el </w:t>
+      </w:r>
+      <w:proofErr w:type="spellStart"/>
+      <w:r>
+        <w:t>index</w:t>
+      </w:r>
+      <w:proofErr w:type="spellEnd"/>
+      <w:r>
+        <w:t xml:space="preserve"> con su contenido.</w:t>
+      </w:r>
+    </w:p>
+    <w:p>
+      <w:r>
+        <w:drawing>
+          <wp:anchor distT="0" distB="0" distL="114300" distR="114300" simplePos="0" relativeHeight="251674624" behindDoc="1" locked="0" layoutInCell="1" allowOverlap="1" wp14:anchorId="310459A5" wp14:editId="0EEFE569">
+            <wp:simplePos x="0" y="0"/>
+            <wp:positionH relativeFrom="column">
+              <wp:posOffset>0</wp:posOffset>
+            </wp:positionH>
+            <wp:positionV relativeFrom="paragraph">
+              <wp:posOffset>1270</wp:posOffset>
+            </wp:positionV>
+            <wp:extent cx="2689225" cy="1511935"/>
+            <wp:effectExtent l="0" t="0" r="0" b="0"/>
+            <wp:wrapTight wrapText="bothSides">
+              <wp:wrapPolygon edited="0">
+                <wp:start x="0" y="0"/>
+                <wp:lineTo x="0" y="21228"/>
+                <wp:lineTo x="21421" y="21228"/>
+                <wp:lineTo x="21421" y="0"/>
+                <wp:lineTo x="0" y="0"/>
+              </wp:wrapPolygon>
+            </wp:wrapTight>
+            <wp:docPr id="5" name="Imagen 5"/>
+            <wp:cNvGraphicFramePr>
+              <a:graphicFrameLocks xmlns:a="http://schemas.openxmlformats.org/drawingml/2006/main" noChangeAspect="1"/>
+            </wp:cNvGraphicFramePr>
+            <a:graphic xmlns:a="http://schemas.openxmlformats.org/drawingml/2006/main">
+              <a:graphicData uri="http://schemas.openxmlformats.org/drawingml/2006/picture">
+                <pic:pic xmlns:pic="http://schemas.openxmlformats.org/drawingml/2006/picture">
+                  <pic:nvPicPr>
+                    <pic:cNvPr id="1" name=""/>
+                    <pic:cNvPicPr/>
+                  </pic:nvPicPr>
+                  <pic:blipFill>
+                    <a:blip r:embed="rId19">
+                      <a:extLst>
+                        <a:ext uri="{28A0092B-C50C-407E-A947-70E740481C1C}">
+                          <a14:useLocalDpi xmlns:a14="http://schemas.microsoft.com/office/drawing/2010/main" val="0"/>
+                        </a:ext>
+                      </a:extLst>
+                    </a:blip>
+                    <a:stretch>
+                      <a:fillRect/>
+                    </a:stretch>
+                  </pic:blipFill>
+                  <pic:spPr>
+                    <a:xfrm>
+                      <a:off x="0" y="0"/>
+                      <a:ext cx="2689225" cy="1511935"/>
+                    </a:xfrm>
+                    <a:prstGeom prst="rect">
+                      <a:avLst/>
+                    </a:prstGeom>
+                  </pic:spPr>
+                </pic:pic>
+              </a:graphicData>
+            </a:graphic>
+          </wp:anchor>
+        </w:drawing>
+      </w:r>
+      <w:r>
+        <w:t xml:space="preserve">Al pulsar el botón </w:t>
+      </w:r>
+      <w:proofErr w:type="spellStart"/>
+      <w:r>
+        <w:t>get</w:t>
+      </w:r>
+      <w:proofErr w:type="spellEnd"/>
+      <w:r>
+        <w:t xml:space="preserve"> o post nos metemos a la segunda </w:t>
+      </w:r>
+      <w:proofErr w:type="spellStart"/>
+      <w:r>
+        <w:t>pagina</w:t>
+      </w:r>
+      <w:proofErr w:type="spellEnd"/>
+      <w:r>
+        <w:t>.</w:t>
+      </w:r>
+    </w:p>
     <w:p/>
     <w:p/>
+    <w:p>
+      <w:r>
+        <w:br w:type="page"/>
+      </w:r>
+    </w:p>
+    <w:p>
+      <w:pPr>
+        <w:pStyle w:val="Ttulo1"/>
+        <w:numPr>
+          <w:ilvl w:val="0"/>
+          <w:numId w:val="4"/>
+        </w:numPr>
+      </w:pPr>
+      <w:bookmarkStart w:id="3" w:name="_Toc211003469"/>
+      <w:r>
+        <w:lastRenderedPageBreak/>
+        <w:drawing>
+          <wp:anchor distT="0" distB="0" distL="114300" distR="114300" simplePos="0" relativeHeight="251677696" behindDoc="0" locked="0" layoutInCell="1" allowOverlap="1" wp14:anchorId="079B8A20" wp14:editId="750EAE9F">
+            <wp:simplePos x="0" y="0"/>
+            <wp:positionH relativeFrom="margin">
+              <wp:align>right</wp:align>
+            </wp:positionH>
+            <wp:positionV relativeFrom="paragraph">
+              <wp:posOffset>565942</wp:posOffset>
+            </wp:positionV>
+            <wp:extent cx="5400040" cy="2597150"/>
+            <wp:effectExtent l="0" t="0" r="0" b="0"/>
+            <wp:wrapSquare wrapText="bothSides"/>
+            <wp:docPr id="21" name="Imagen 21"/>
+            <wp:cNvGraphicFramePr>
+              <a:graphicFrameLocks xmlns:a="http://schemas.openxmlformats.org/drawingml/2006/main" noChangeAspect="1"/>
+            </wp:cNvGraphicFramePr>
+            <a:graphic xmlns:a="http://schemas.openxmlformats.org/drawingml/2006/main">
+              <a:graphicData uri="http://schemas.openxmlformats.org/drawingml/2006/picture">
+                <pic:pic xmlns:pic="http://schemas.openxmlformats.org/drawingml/2006/picture">
+                  <pic:nvPicPr>
+                    <pic:cNvPr id="1" name=""/>
+                    <pic:cNvPicPr/>
+                  </pic:nvPicPr>
+                  <pic:blipFill>
+                    <a:blip r:embed="rId20" cstate="print">
+                      <a:extLst>
+                        <a:ext uri="{28A0092B-C50C-407E-A947-70E740481C1C}">
+                          <a14:useLocalDpi xmlns:a14="http://schemas.microsoft.com/office/drawing/2010/main" val="0"/>
+                        </a:ext>
+                      </a:extLst>
+                    </a:blip>
+                    <a:stretch>
+                      <a:fillRect/>
+                    </a:stretch>
+                  </pic:blipFill>
+                  <pic:spPr>
+                    <a:xfrm>
+                      <a:off x="0" y="0"/>
+                      <a:ext cx="5400040" cy="2597150"/>
+                    </a:xfrm>
+                    <a:prstGeom prst="rect">
+                      <a:avLst/>
+                    </a:prstGeom>
+                  </pic:spPr>
+                </pic:pic>
+              </a:graphicData>
+            </a:graphic>
+          </wp:anchor>
+        </w:drawing>
+      </w:r>
+      <w:r>
+        <w:t>Generador de números aleatorios entre 2 números dados</w:t>
+      </w:r>
+      <w:r>
+        <w:t xml:space="preserve"> </w:t>
+      </w:r>
+      <w:proofErr w:type="spellStart"/>
+      <w:r>
+        <w:t>y</w:t>
+      </w:r>
+      <w:proofErr w:type="spellEnd"/>
+      <w:r>
+        <w:t xml:space="preserve"> </w:t>
+      </w:r>
+      <w:r>
+        <w:t>interfaz</w:t>
+      </w:r>
+      <w:r>
+        <w:t xml:space="preserve"> agradable</w:t>
+      </w:r>
+      <w:r>
+        <w:t>.</w:t>
+      </w:r>
+      <w:bookmarkEnd w:id="3"/>
+    </w:p>
+    <w:p>
+      <w:r>
+        <w:drawing>
+          <wp:anchor distT="0" distB="0" distL="114300" distR="114300" simplePos="0" relativeHeight="251676672" behindDoc="1" locked="0" layoutInCell="1" allowOverlap="1" wp14:anchorId="679C1289" wp14:editId="69800B3A">
+            <wp:simplePos x="0" y="0"/>
+            <wp:positionH relativeFrom="column">
+              <wp:posOffset>3022600</wp:posOffset>
+            </wp:positionH>
+            <wp:positionV relativeFrom="paragraph">
+              <wp:posOffset>2679700</wp:posOffset>
+            </wp:positionV>
+            <wp:extent cx="2256155" cy="1944370"/>
+            <wp:effectExtent l="0" t="0" r="0" b="0"/>
+            <wp:wrapTight wrapText="bothSides">
+              <wp:wrapPolygon edited="0">
+                <wp:start x="0" y="0"/>
+                <wp:lineTo x="0" y="21374"/>
+                <wp:lineTo x="21339" y="21374"/>
+                <wp:lineTo x="21339" y="0"/>
+                <wp:lineTo x="0" y="0"/>
+              </wp:wrapPolygon>
+            </wp:wrapTight>
+            <wp:docPr id="19" name="Imagen 19"/>
+            <wp:cNvGraphicFramePr>
+              <a:graphicFrameLocks xmlns:a="http://schemas.openxmlformats.org/drawingml/2006/main" noChangeAspect="1"/>
+            </wp:cNvGraphicFramePr>
+            <a:graphic xmlns:a="http://schemas.openxmlformats.org/drawingml/2006/main">
+              <a:graphicData uri="http://schemas.openxmlformats.org/drawingml/2006/picture">
+                <pic:pic xmlns:pic="http://schemas.openxmlformats.org/drawingml/2006/picture">
+                  <pic:nvPicPr>
+                    <pic:cNvPr id="1" name=""/>
+                    <pic:cNvPicPr/>
+                  </pic:nvPicPr>
+                  <pic:blipFill>
+                    <a:blip r:embed="rId21" cstate="print">
+                      <a:extLst>
+                        <a:ext uri="{28A0092B-C50C-407E-A947-70E740481C1C}">
+                          <a14:useLocalDpi xmlns:a14="http://schemas.microsoft.com/office/drawing/2010/main" val="0"/>
+                        </a:ext>
+                      </a:extLst>
+                    </a:blip>
+                    <a:stretch>
+                      <a:fillRect/>
+                    </a:stretch>
+                  </pic:blipFill>
+                  <pic:spPr>
+                    <a:xfrm>
+                      <a:off x="0" y="0"/>
+                      <a:ext cx="2256155" cy="1944370"/>
+                    </a:xfrm>
+                    <a:prstGeom prst="rect">
+                      <a:avLst/>
+                    </a:prstGeom>
+                  </pic:spPr>
+                </pic:pic>
+              </a:graphicData>
+            </a:graphic>
+            <wp14:sizeRelH relativeFrom="margin">
+              <wp14:pctWidth>0</wp14:pctWidth>
+            </wp14:sizeRelH>
+            <wp14:sizeRelV relativeFrom="margin">
+              <wp14:pctHeight>0</wp14:pctHeight>
+            </wp14:sizeRelV>
+          </wp:anchor>
+        </w:drawing>
+      </w:r>
+      <w:r>
+        <w:drawing>
+          <wp:anchor distT="0" distB="0" distL="114300" distR="114300" simplePos="0" relativeHeight="251675648" behindDoc="1" locked="0" layoutInCell="1" allowOverlap="1" wp14:anchorId="703B9AC4" wp14:editId="39AD4438">
+            <wp:simplePos x="0" y="0"/>
+            <wp:positionH relativeFrom="margin">
+              <wp:align>left</wp:align>
+            </wp:positionH>
+            <wp:positionV relativeFrom="paragraph">
+              <wp:posOffset>2708910</wp:posOffset>
+            </wp:positionV>
+            <wp:extent cx="3141345" cy="1905635"/>
+            <wp:effectExtent l="0" t="0" r="1905" b="0"/>
+            <wp:wrapTight wrapText="bothSides">
+              <wp:wrapPolygon edited="0">
+                <wp:start x="0" y="0"/>
+                <wp:lineTo x="0" y="21377"/>
+                <wp:lineTo x="21482" y="21377"/>
+                <wp:lineTo x="21482" y="0"/>
+                <wp:lineTo x="0" y="0"/>
+              </wp:wrapPolygon>
+            </wp:wrapTight>
+            <wp:docPr id="17" name="Imagen 17"/>
+            <wp:cNvGraphicFramePr>
+              <a:graphicFrameLocks xmlns:a="http://schemas.openxmlformats.org/drawingml/2006/main" noChangeAspect="1"/>
+            </wp:cNvGraphicFramePr>
+            <a:graphic xmlns:a="http://schemas.openxmlformats.org/drawingml/2006/main">
+              <a:graphicData uri="http://schemas.openxmlformats.org/drawingml/2006/picture">
+                <pic:pic xmlns:pic="http://schemas.openxmlformats.org/drawingml/2006/picture">
+                  <pic:nvPicPr>
+                    <pic:cNvPr id="1" name=""/>
+                    <pic:cNvPicPr/>
+                  </pic:nvPicPr>
+                  <pic:blipFill>
+                    <a:blip r:embed="rId22" cstate="print">
+                      <a:extLst>
+                        <a:ext uri="{28A0092B-C50C-407E-A947-70E740481C1C}">
+                          <a14:useLocalDpi xmlns:a14="http://schemas.microsoft.com/office/drawing/2010/main" val="0"/>
+                        </a:ext>
+                      </a:extLst>
+                    </a:blip>
+                    <a:stretch>
+                      <a:fillRect/>
+                    </a:stretch>
+                  </pic:blipFill>
+                  <pic:spPr>
+                    <a:xfrm>
+                      <a:off x="0" y="0"/>
+                      <a:ext cx="3141345" cy="1905635"/>
+                    </a:xfrm>
+                    <a:prstGeom prst="rect">
+                      <a:avLst/>
+                    </a:prstGeom>
+                  </pic:spPr>
+                </pic:pic>
+              </a:graphicData>
+            </a:graphic>
+            <wp14:sizeRelH relativeFrom="margin">
+              <wp14:pctWidth>0</wp14:pctWidth>
+            </wp14:sizeRelH>
+            <wp14:sizeRelV relativeFrom="margin">
+              <wp14:pctHeight>0</wp14:pctHeight>
+            </wp14:sizeRelV>
+          </wp:anchor>
+        </w:drawing>
+      </w:r>
+      <w:r>
+        <w:rPr>
+          <w:noProof/>
+          <w:lang w:eastAsia="es-ES"/>
+        </w:rPr>
+        <w:t xml:space="preserve"> </w:t>
+      </w:r>
+    </w:p>
+    <w:p>
+      <w:r>
+        <w:t>La clase de java MyServlet.java</w:t>
+      </w:r>
+      <w:r>
+        <w:tab/>
+      </w:r>
+      <w:r>
+        <w:tab/>
+      </w:r>
+      <w:r>
+        <w:tab/>
+      </w:r>
+      <w:r>
+        <w:tab/>
+        <w:t>Y el index.html</w:t>
+      </w:r>
+    </w:p>
+    <w:p>
+      <w:r>
+        <w:t xml:space="preserve">He añadido un poco de </w:t>
+      </w:r>
+      <w:proofErr w:type="spellStart"/>
+      <w:r>
+        <w:t>css</w:t>
+      </w:r>
+      <w:proofErr w:type="spellEnd"/>
+      <w:r>
+        <w:t xml:space="preserve"> para darle un estilo.</w:t>
+      </w:r>
+    </w:p>
+    <w:p>
+      <w:r>
+        <w:t>Resultado:</w:t>
+      </w:r>
+    </w:p>
+    <w:p>
+      <w:r>
+        <w:drawing>
+          <wp:inline distT="0" distB="0" distL="0" distR="0" wp14:anchorId="3BE289E3" wp14:editId="14F3B4CB">
+            <wp:extent cx="5400040" cy="1421130"/>
+            <wp:effectExtent l="0" t="0" r="0" b="7620"/>
+            <wp:docPr id="22" name="Imagen 22"/>
+            <wp:cNvGraphicFramePr>
+              <a:graphicFrameLocks xmlns:a="http://schemas.openxmlformats.org/drawingml/2006/main" noChangeAspect="1"/>
+            </wp:cNvGraphicFramePr>
+            <a:graphic xmlns:a="http://schemas.openxmlformats.org/drawingml/2006/main">
+              <a:graphicData uri="http://schemas.openxmlformats.org/drawingml/2006/picture">
+                <pic:pic xmlns:pic="http://schemas.openxmlformats.org/drawingml/2006/picture">
+                  <pic:nvPicPr>
+                    <pic:cNvPr id="1" name=""/>
+                    <pic:cNvPicPr/>
+                  </pic:nvPicPr>
+                  <pic:blipFill>
+                    <a:blip r:embed="rId23"/>
+                    <a:stretch>
+                      <a:fillRect/>
+                    </a:stretch>
+                  </pic:blipFill>
+                  <pic:spPr>
+                    <a:xfrm>
+                      <a:off x="0" y="0"/>
+                      <a:ext cx="5400040" cy="1421130"/>
+                    </a:xfrm>
+                    <a:prstGeom prst="rect">
+                      <a:avLst/>
+                    </a:prstGeom>
+                  </pic:spPr>
+                </pic:pic>
+              </a:graphicData>
+            </a:graphic>
+          </wp:inline>
+        </w:drawing>
+      </w:r>
+    </w:p>
+    <w:p>
+      <w:pPr>
+        <w:pStyle w:val="Ttulo1"/>
+        <w:ind w:left="360"/>
+      </w:pPr>
+    </w:p>
+    <w:p>
+      <w:pPr>
+        <w:pStyle w:val="Ttulo1"/>
+        <w:ind w:left="360"/>
+      </w:pPr>
+    </w:p>
+    <w:p>
+      <w:pPr>
+        <w:rPr>
+          <w:rFonts w:asciiTheme="majorHAnsi" w:eastAsiaTheme="majorEastAsia" w:hAnsiTheme="majorHAnsi" w:cstheme="majorBidi"/>
+          <w:color w:val="2E74B5" w:themeColor="accent1" w:themeShade="BF"/>
+          <w:sz w:val="32"/>
+          <w:szCs w:val="32"/>
+        </w:rPr>
+      </w:pPr>
+      <w:r>
+        <w:br w:type="page"/>
+      </w:r>
+    </w:p>
+    <w:p>
+      <w:pPr>
+        <w:pStyle w:val="Ttulo1"/>
+        <w:numPr>
+          <w:ilvl w:val="0"/>
+          <w:numId w:val="4"/>
+        </w:numPr>
+      </w:pPr>
+      <w:bookmarkStart w:id="4" w:name="_Toc211003470"/>
+      <w:r>
+        <w:lastRenderedPageBreak/>
+        <w:t>Investigación</w:t>
+      </w:r>
+      <w:bookmarkEnd w:id="4"/>
+    </w:p>
+    <w:p/>
+    <w:p>
+      <w:pPr>
+        <w:pStyle w:val="Prrafodelista"/>
+        <w:numPr>
+          <w:ilvl w:val="0"/>
+          <w:numId w:val="10"/>
+        </w:numPr>
+        <w:rPr>
+          <w:color w:val="FF0000"/>
+        </w:rPr>
+      </w:pPr>
+      <w:r>
+        <w:rPr>
+          <w:color w:val="FF0000"/>
+        </w:rPr>
+        <w:t xml:space="preserve">¿Cuál fue la parte más compleja de esta actividad? ¿Cómo lograste resolverla? </w:t>
+      </w:r>
+    </w:p>
+    <w:p>
+      <w:pPr>
+        <w:pStyle w:val="Prrafodelista"/>
+        <w:ind w:left="1080"/>
+      </w:pPr>
+    </w:p>
+    <w:p>
+      <w:pPr>
+        <w:pStyle w:val="Prrafodelista"/>
+      </w:pPr>
+      <w:r>
+        <w:t xml:space="preserve">La parte </w:t>
+      </w:r>
+      <w:proofErr w:type="spellStart"/>
+      <w:r>
+        <w:t>ma</w:t>
+      </w:r>
+      <w:r>
+        <w:t>s</w:t>
+      </w:r>
+      <w:proofErr w:type="spellEnd"/>
+      <w:r>
+        <w:t xml:space="preserve"> </w:t>
+      </w:r>
+      <w:proofErr w:type="gramStart"/>
+      <w:r>
+        <w:t xml:space="preserve">difícil </w:t>
+      </w:r>
+      <w:r>
+        <w:t xml:space="preserve"> fue</w:t>
+      </w:r>
+      <w:proofErr w:type="gramEnd"/>
+      <w:r>
+        <w:t xml:space="preserve"> configurar </w:t>
+      </w:r>
+      <w:proofErr w:type="spellStart"/>
+      <w:r>
+        <w:t>Tomcat</w:t>
+      </w:r>
+      <w:proofErr w:type="spellEnd"/>
+      <w:r>
+        <w:t xml:space="preserve"> en Eclipse</w:t>
+      </w:r>
+      <w:r>
+        <w:t xml:space="preserve">, porque </w:t>
+      </w:r>
+      <w:proofErr w:type="spellStart"/>
+      <w:r>
+        <w:t>tenia</w:t>
+      </w:r>
+      <w:proofErr w:type="spellEnd"/>
+      <w:r>
+        <w:t xml:space="preserve"> que</w:t>
+      </w:r>
+      <w:r>
+        <w:t xml:space="preserve"> asegurarme de que las versiones de Java y </w:t>
+      </w:r>
+      <w:proofErr w:type="spellStart"/>
+      <w:r>
+        <w:t>Tomcat</w:t>
+      </w:r>
+      <w:proofErr w:type="spellEnd"/>
+      <w:r>
+        <w:t xml:space="preserve"> fueran compatibles. Lo resolví revisando las rutas de instalación y ajustando el nivel de compatibilidad del compilador a Java 1.8.</w:t>
+      </w:r>
+    </w:p>
+    <w:p>
+      <w:pPr>
+        <w:pStyle w:val="Prrafodelista"/>
+        <w:rPr>
+          <w:color w:val="FF0000"/>
+        </w:rPr>
+      </w:pPr>
+    </w:p>
+    <w:p>
+      <w:pPr>
+        <w:pStyle w:val="Prrafodelista"/>
+        <w:rPr>
+          <w:color w:val="FF0000"/>
+        </w:rPr>
+      </w:pPr>
+      <w:r>
+        <w:rPr>
+          <w:color w:val="FF0000"/>
+        </w:rPr>
+        <w:t xml:space="preserve">b. ¿Puedes encontrar otro servidor de aplicaciones y compararlo con </w:t>
+      </w:r>
+      <w:proofErr w:type="spellStart"/>
+      <w:r>
+        <w:rPr>
+          <w:color w:val="FF0000"/>
+        </w:rPr>
+        <w:t>Tomcat</w:t>
+      </w:r>
+      <w:proofErr w:type="spellEnd"/>
+      <w:r>
+        <w:rPr>
+          <w:color w:val="FF0000"/>
+        </w:rPr>
+        <w:t>?</w:t>
+      </w:r>
+    </w:p>
+    <w:p>
+      <w:pPr>
+        <w:pStyle w:val="Prrafodelista"/>
+      </w:pPr>
+    </w:p>
+    <w:p>
+      <w:pPr>
+        <w:pStyle w:val="Prrafodelista"/>
+      </w:pPr>
+      <w:proofErr w:type="spellStart"/>
+      <w:r>
+        <w:t>Tomcat</w:t>
+      </w:r>
+      <w:proofErr w:type="spellEnd"/>
+      <w:r>
+        <w:t xml:space="preserve"> es un servidor ligero y muy bueno para aplicaciones web Java simples. Si </w:t>
+      </w:r>
+      <w:r>
+        <w:t>necesitamos</w:t>
+      </w:r>
+      <w:r>
+        <w:t xml:space="preserve"> más completo para proyectos grandes o empresariales, </w:t>
+      </w:r>
+      <w:r>
+        <w:t>se puede</w:t>
+      </w:r>
+      <w:r>
+        <w:t xml:space="preserve"> usar </w:t>
+      </w:r>
+      <w:proofErr w:type="spellStart"/>
+      <w:r>
+        <w:t>WildFly</w:t>
+      </w:r>
+      <w:proofErr w:type="spellEnd"/>
+      <w:r>
+        <w:t xml:space="preserve"> o </w:t>
+      </w:r>
+      <w:proofErr w:type="spellStart"/>
+      <w:r>
+        <w:t>GlassFish</w:t>
+      </w:r>
+      <w:proofErr w:type="spellEnd"/>
+      <w:r>
+        <w:t>, que ofrecen más funciones. NGINX también es muy usado, pero es más un servidor web que de aplicaciones</w:t>
+      </w:r>
+      <w:r>
+        <w:t>.</w:t>
+      </w:r>
+      <w:r>
+        <w:t xml:space="preserve"> </w:t>
+      </w:r>
+      <w:r>
+        <w:t>Se elige en dependencia de lo que necesitamos</w:t>
+      </w:r>
+      <w:r>
+        <w:t>.</w:t>
+      </w:r>
+    </w:p>
+    <w:p>
+      <w:bookmarkStart w:id="5" w:name="_GoBack"/>
+      <w:bookmarkEnd w:id="5"/>
+      <w:r>
+        <w:drawing>
+          <wp:anchor distT="0" distB="0" distL="114300" distR="114300" simplePos="0" relativeHeight="251678720" behindDoc="1" locked="0" layoutInCell="1" allowOverlap="1">
+            <wp:simplePos x="0" y="0"/>
+            <wp:positionH relativeFrom="margin">
+              <wp:align>center</wp:align>
+            </wp:positionH>
+            <wp:positionV relativeFrom="paragraph">
+              <wp:posOffset>719084</wp:posOffset>
+            </wp:positionV>
+            <wp:extent cx="1906057" cy="2130725"/>
+            <wp:effectExtent l="0" t="0" r="0" b="3175"/>
+            <wp:wrapTight wrapText="bothSides">
+              <wp:wrapPolygon edited="0">
+                <wp:start x="0" y="0"/>
+                <wp:lineTo x="0" y="21439"/>
+                <wp:lineTo x="21377" y="21439"/>
+                <wp:lineTo x="21377" y="0"/>
+                <wp:lineTo x="0" y="0"/>
+              </wp:wrapPolygon>
+            </wp:wrapTight>
+            <wp:docPr id="23" name="Imagen 23"/>
+            <wp:cNvGraphicFramePr>
+              <a:graphicFrameLocks xmlns:a="http://schemas.openxmlformats.org/drawingml/2006/main" noChangeAspect="1"/>
+            </wp:cNvGraphicFramePr>
+            <a:graphic xmlns:a="http://schemas.openxmlformats.org/drawingml/2006/main">
+              <a:graphicData uri="http://schemas.openxmlformats.org/drawingml/2006/picture">
+                <pic:pic xmlns:pic="http://schemas.openxmlformats.org/drawingml/2006/picture">
+                  <pic:nvPicPr>
+                    <pic:cNvPr id="1" name=""/>
+                    <pic:cNvPicPr/>
+                  </pic:nvPicPr>
+                  <pic:blipFill>
+                    <a:blip r:embed="rId24">
+                      <a:extLst>
+                        <a:ext uri="{28A0092B-C50C-407E-A947-70E740481C1C}">
+                          <a14:useLocalDpi xmlns:a14="http://schemas.microsoft.com/office/drawing/2010/main" val="0"/>
+                        </a:ext>
+                      </a:extLst>
+                    </a:blip>
+                    <a:stretch>
+                      <a:fillRect/>
+                    </a:stretch>
+                  </pic:blipFill>
+                  <pic:spPr>
+                    <a:xfrm>
+                      <a:off x="0" y="0"/>
+                      <a:ext cx="1906057" cy="2130725"/>
+                    </a:xfrm>
+                    <a:prstGeom prst="rect">
+                      <a:avLst/>
+                    </a:prstGeom>
+                  </pic:spPr>
+                </pic:pic>
+              </a:graphicData>
+            </a:graphic>
+          </wp:anchor>
+        </w:drawing>
+      </w:r>
+    </w:p>
     <w:sectPr>
       <w:pgSz w:w="11906" w:h="16838"/>
       <w:pgMar w:top="1417" w:right="1701" w:bottom="1417" w:left="1701" w:header="708" w:footer="708" w:gutter="0"/>
@@ -2656,6 +3705,95 @@
     </w:lvl>
   </w:abstractNum>
   <w:abstractNum w:abstractNumId="6" w15:restartNumberingAfterBreak="0">
+    <w:nsid w:val="5BD53998"/>
+    <w:multiLevelType w:val="hybridMultilevel"/>
+    <w:tmpl w:val="971EBF4C"/>
+    <w:lvl w:ilvl="0" w:tplc="886631EC">
+      <w:start w:val="1"/>
+      <w:numFmt w:val="lowerLetter"/>
+      <w:lvlText w:val="%1."/>
+      <w:lvlJc w:val="left"/>
+      <w:pPr>
+        <w:ind w:left="1080" w:hanging="360"/>
+      </w:pPr>
+      <w:rPr>
+        <w:rFonts w:hint="default"/>
+      </w:rPr>
+    </w:lvl>
+    <w:lvl w:ilvl="1" w:tplc="0C0A0019" w:tentative="1">
+      <w:start w:val="1"/>
+      <w:numFmt w:val="lowerLetter"/>
+      <w:lvlText w:val="%2."/>
+      <w:lvlJc w:val="left"/>
+      <w:pPr>
+        <w:ind w:left="1800" w:hanging="360"/>
+      </w:pPr>
+    </w:lvl>
+    <w:lvl w:ilvl="2" w:tplc="0C0A001B" w:tentative="1">
+      <w:start w:val="1"/>
+      <w:numFmt w:val="lowerRoman"/>
+      <w:lvlText w:val="%3."/>
+      <w:lvlJc w:val="right"/>
+      <w:pPr>
+        <w:ind w:left="2520" w:hanging="180"/>
+      </w:pPr>
+    </w:lvl>
+    <w:lvl w:ilvl="3" w:tplc="0C0A000F" w:tentative="1">
+      <w:start w:val="1"/>
+      <w:numFmt w:val="decimal"/>
+      <w:lvlText w:val="%4."/>
+      <w:lvlJc w:val="left"/>
+      <w:pPr>
+        <w:ind w:left="3240" w:hanging="360"/>
+      </w:pPr>
+    </w:lvl>
+    <w:lvl w:ilvl="4" w:tplc="0C0A0019" w:tentative="1">
+      <w:start w:val="1"/>
+      <w:numFmt w:val="lowerLetter"/>
+      <w:lvlText w:val="%5."/>
+      <w:lvlJc w:val="left"/>
+      <w:pPr>
+        <w:ind w:left="3960" w:hanging="360"/>
+      </w:pPr>
+    </w:lvl>
+    <w:lvl w:ilvl="5" w:tplc="0C0A001B" w:tentative="1">
+      <w:start w:val="1"/>
+      <w:numFmt w:val="lowerRoman"/>
+      <w:lvlText w:val="%6."/>
+      <w:lvlJc w:val="right"/>
+      <w:pPr>
+        <w:ind w:left="4680" w:hanging="180"/>
+      </w:pPr>
+    </w:lvl>
+    <w:lvl w:ilvl="6" w:tplc="0C0A000F" w:tentative="1">
+      <w:start w:val="1"/>
+      <w:numFmt w:val="decimal"/>
+      <w:lvlText w:val="%7."/>
+      <w:lvlJc w:val="left"/>
+      <w:pPr>
+        <w:ind w:left="5400" w:hanging="360"/>
+      </w:pPr>
+    </w:lvl>
+    <w:lvl w:ilvl="7" w:tplc="0C0A0019" w:tentative="1">
+      <w:start w:val="1"/>
+      <w:numFmt w:val="lowerLetter"/>
+      <w:lvlText w:val="%8."/>
+      <w:lvlJc w:val="left"/>
+      <w:pPr>
+        <w:ind w:left="6120" w:hanging="360"/>
+      </w:pPr>
+    </w:lvl>
+    <w:lvl w:ilvl="8" w:tplc="0C0A001B" w:tentative="1">
+      <w:start w:val="1"/>
+      <w:numFmt w:val="lowerRoman"/>
+      <w:lvlText w:val="%9."/>
+      <w:lvlJc w:val="right"/>
+      <w:pPr>
+        <w:ind w:left="6840" w:hanging="180"/>
+      </w:pPr>
+    </w:lvl>
+  </w:abstractNum>
+  <w:abstractNum w:abstractNumId="7" w15:restartNumberingAfterBreak="0">
     <w:nsid w:val="63464235"/>
     <w:multiLevelType w:val="hybridMultilevel"/>
     <w:tmpl w:val="C87E2F30"/>
@@ -2741,7 +3879,93 @@
       </w:pPr>
     </w:lvl>
   </w:abstractNum>
-  <w:abstractNum w:abstractNumId="7" w15:restartNumberingAfterBreak="0">
+  <w:abstractNum w:abstractNumId="8" w15:restartNumberingAfterBreak="0">
+    <w:nsid w:val="69E67D9B"/>
+    <w:multiLevelType w:val="hybridMultilevel"/>
+    <w:tmpl w:val="C87E2F30"/>
+    <w:lvl w:ilvl="0" w:tplc="0C0A000F">
+      <w:start w:val="1"/>
+      <w:numFmt w:val="decimal"/>
+      <w:lvlText w:val="%1."/>
+      <w:lvlJc w:val="left"/>
+      <w:pPr>
+        <w:ind w:left="720" w:hanging="360"/>
+      </w:pPr>
+    </w:lvl>
+    <w:lvl w:ilvl="1" w:tplc="0C0A0019" w:tentative="1">
+      <w:start w:val="1"/>
+      <w:numFmt w:val="lowerLetter"/>
+      <w:lvlText w:val="%2."/>
+      <w:lvlJc w:val="left"/>
+      <w:pPr>
+        <w:ind w:left="1440" w:hanging="360"/>
+      </w:pPr>
+    </w:lvl>
+    <w:lvl w:ilvl="2" w:tplc="0C0A001B" w:tentative="1">
+      <w:start w:val="1"/>
+      <w:numFmt w:val="lowerRoman"/>
+      <w:lvlText w:val="%3."/>
+      <w:lvlJc w:val="right"/>
+      <w:pPr>
+        <w:ind w:left="2160" w:hanging="180"/>
+      </w:pPr>
+    </w:lvl>
+    <w:lvl w:ilvl="3" w:tplc="0C0A000F" w:tentative="1">
+      <w:start w:val="1"/>
+      <w:numFmt w:val="decimal"/>
+      <w:lvlText w:val="%4."/>
+      <w:lvlJc w:val="left"/>
+      <w:pPr>
+        <w:ind w:left="2880" w:hanging="360"/>
+      </w:pPr>
+    </w:lvl>
+    <w:lvl w:ilvl="4" w:tplc="0C0A0019" w:tentative="1">
+      <w:start w:val="1"/>
+      <w:numFmt w:val="lowerLetter"/>
+      <w:lvlText w:val="%5."/>
+      <w:lvlJc w:val="left"/>
+      <w:pPr>
+        <w:ind w:left="3600" w:hanging="360"/>
+      </w:pPr>
+    </w:lvl>
+    <w:lvl w:ilvl="5" w:tplc="0C0A001B" w:tentative="1">
+      <w:start w:val="1"/>
+      <w:numFmt w:val="lowerRoman"/>
+      <w:lvlText w:val="%6."/>
+      <w:lvlJc w:val="right"/>
+      <w:pPr>
+        <w:ind w:left="4320" w:hanging="180"/>
+      </w:pPr>
+    </w:lvl>
+    <w:lvl w:ilvl="6" w:tplc="0C0A000F" w:tentative="1">
+      <w:start w:val="1"/>
+      <w:numFmt w:val="decimal"/>
+      <w:lvlText w:val="%7."/>
+      <w:lvlJc w:val="left"/>
+      <w:pPr>
+        <w:ind w:left="5040" w:hanging="360"/>
+      </w:pPr>
+    </w:lvl>
+    <w:lvl w:ilvl="7" w:tplc="0C0A0019" w:tentative="1">
+      <w:start w:val="1"/>
+      <w:numFmt w:val="lowerLetter"/>
+      <w:lvlText w:val="%8."/>
+      <w:lvlJc w:val="left"/>
+      <w:pPr>
+        <w:ind w:left="5760" w:hanging="360"/>
+      </w:pPr>
+    </w:lvl>
+    <w:lvl w:ilvl="8" w:tplc="0C0A001B" w:tentative="1">
+      <w:start w:val="1"/>
+      <w:numFmt w:val="lowerRoman"/>
+      <w:lvlText w:val="%9."/>
+      <w:lvlJc w:val="right"/>
+      <w:pPr>
+        <w:ind w:left="6480" w:hanging="180"/>
+      </w:pPr>
+    </w:lvl>
+  </w:abstractNum>
+  <w:abstractNum w:abstractNumId="9" w15:restartNumberingAfterBreak="0">
     <w:nsid w:val="752B3161"/>
     <w:multiLevelType w:val="hybridMultilevel"/>
     <w:tmpl w:val="15A47F20"/>
@@ -2858,7 +4082,7 @@
     <w:abstractNumId w:val="0"/>
   </w:num>
   <w:num w:numId="2">
-    <w:abstractNumId w:val="7"/>
+    <w:abstractNumId w:val="9"/>
   </w:num>
   <w:num w:numId="3">
     <w:abstractNumId w:val="2"/>
@@ -2873,10 +4097,16 @@
     <w:abstractNumId w:val="1"/>
   </w:num>
   <w:num w:numId="7">
-    <w:abstractNumId w:val="6"/>
+    <w:abstractNumId w:val="7"/>
   </w:num>
   <w:num w:numId="8">
     <w:abstractNumId w:val="5"/>
+  </w:num>
+  <w:num w:numId="9">
+    <w:abstractNumId w:val="8"/>
+  </w:num>
+  <w:num w:numId="10">
+    <w:abstractNumId w:val="6"/>
   </w:num>
 </w:numbering>
 </file>
@@ -3755,7 +4985,7 @@
 </file>
 
 <file path=customXml/itemProps1.xml><?xml version="1.0" encoding="utf-8"?>
-<ds:datastoreItem xmlns:ds="http://schemas.openxmlformats.org/officeDocument/2006/customXml" ds:itemID="{FE269BFD-B639-4806-B00D-042FE5C512FE}">
+<ds:datastoreItem xmlns:ds="http://schemas.openxmlformats.org/officeDocument/2006/customXml" ds:itemID="{C4737B52-ADA0-40A1-B1F1-59FE97ED2489}">
   <ds:schemaRefs>
     <ds:schemaRef ds:uri="http://schemas.openxmlformats.org/officeDocument/2006/bibliography"/>
   </ds:schemaRefs>
